--- a/RAPPORT_FINAL_AGOGNON_Ulrich_ALOKPOWANOU_Jean-Jaures_formlang.docx
+++ b/RAPPORT_FINAL_AGOGNON_Ulrich_ALOKPOWANOU_Jean-Jaures_formlang.docx
@@ -52,6 +52,8 @@
           <w:szCs w:val="24"/>
         </w:rPr>
       </w:pPr>
+      <w:bookmarkStart w:id="0" w:name="_GoBack"/>
+      <w:bookmarkEnd w:id="0"/>
     </w:p>
     <w:p>
       <w:pPr>
@@ -173,7 +175,15 @@
           <w:szCs w:val="24"/>
           <w:lang w:val="en-US"/>
         </w:rPr>
-        <w:t xml:space="preserve">  Commit final : &lt;hash&gt;</w:t>
+        <w:t xml:space="preserve">  Commit final : </w:t>
+      </w:r>
+      <w:r>
+        <w:rPr>
+          <w:sz w:val="24"/>
+          <w:szCs w:val="24"/>
+          <w:lang w:val="en-US"/>
+        </w:rPr>
+        <w:t>e44f273bab39154068c47b87dd9bc935e53d34d9</w:t>
       </w:r>
     </w:p>
     <w:p>
@@ -437,8 +447,6 @@
         </w:rPr>
         <w:t xml:space="preserve"> une phrase : chaque étage de la hiérarchie de Chomsky gagne en pouvoir de reconnaissance en échange de plus de mémoire (état fini → pile → arbre → ruban libre), jusqu'à la machine universelle qui gagne l'universalité mais perd la décidabilité.</w:t>
       </w:r>
-      <w:bookmarkStart w:id="0" w:name="_GoBack"/>
-      <w:bookmarkEnd w:id="0"/>
     </w:p>
     <w:p>
       <w:pPr>
@@ -18182,15 +18190,13 @@
         <w:rPr>
           <w:sz w:val="24"/>
           <w:szCs w:val="24"/>
-          <w:lang w:val="en-US"/>
-        </w:rPr>
-      </w:pPr>
-      <w:r>
-        <w:rPr>
-          <w:rFonts w:ascii="Consolas" w:eastAsia="Consolas" w:hAnsi="Consolas" w:cs="Consolas"/>
-          <w:sz w:val="24"/>
-          <w:szCs w:val="24"/>
-          <w:lang w:val="en-US"/>
+        </w:rPr>
+      </w:pPr>
+      <w:r>
+        <w:rPr>
+          <w:rFonts w:ascii="Consolas" w:eastAsia="Consolas" w:hAnsi="Consolas" w:cs="Consolas"/>
+          <w:sz w:val="24"/>
+          <w:szCs w:val="24"/>
         </w:rPr>
         <w:t xml:space="preserve">                  brut : 4or</w:t>
       </w:r>
@@ -18198,7 +18204,6 @@
         <w:rPr>
           <w:sz w:val="24"/>
           <w:szCs w:val="24"/>
-          <w:lang w:val="en-US"/>
         </w:rPr>
         <w:br/>
       </w:r>
@@ -18207,37 +18212,15 @@
           <w:rFonts w:ascii="Consolas" w:eastAsia="Consolas" w:hAnsi="Consolas" w:cs="Consolas"/>
           <w:sz w:val="24"/>
           <w:szCs w:val="24"/>
-          <w:lang w:val="en-US"/>
-        </w:rPr>
-        <w:t xml:space="preserve">        </w:t>
-      </w:r>
-      <w:proofErr w:type="spellStart"/>
-      <w:r>
-        <w:rPr>
-          <w:rFonts w:ascii="Consolas" w:eastAsia="Consolas" w:hAnsi="Consolas" w:cs="Consolas"/>
-          <w:sz w:val="24"/>
-          <w:szCs w:val="24"/>
-          <w:lang w:val="en-US"/>
-        </w:rPr>
-        <w:t>normalisé</w:t>
-      </w:r>
-      <w:proofErr w:type="spellEnd"/>
-      <w:r>
-        <w:rPr>
-          <w:rFonts w:ascii="Consolas" w:eastAsia="Consolas" w:hAnsi="Consolas" w:cs="Consolas"/>
-          <w:sz w:val="24"/>
-          <w:szCs w:val="24"/>
-          <w:lang w:val="en-US"/>
-        </w:rPr>
-        <w:t xml:space="preserve">(FST) : </w:t>
-      </w:r>
-      <w:proofErr w:type="spellStart"/>
-      <w:r>
-        <w:rPr>
-          <w:rFonts w:ascii="Consolas" w:eastAsia="Consolas" w:hAnsi="Consolas" w:cs="Consolas"/>
-          <w:sz w:val="24"/>
-          <w:szCs w:val="24"/>
-          <w:lang w:val="en-US"/>
+        </w:rPr>
+        <w:t xml:space="preserve">        normalisé(FST) : </w:t>
+      </w:r>
+      <w:proofErr w:type="spellStart"/>
+      <w:r>
+        <w:rPr>
+          <w:rFonts w:ascii="Consolas" w:eastAsia="Consolas" w:hAnsi="Consolas" w:cs="Consolas"/>
+          <w:sz w:val="24"/>
+          <w:szCs w:val="24"/>
         </w:rPr>
         <w:t>aor</w:t>
       </w:r>
@@ -18246,7 +18229,6 @@
         <w:rPr>
           <w:sz w:val="24"/>
           <w:szCs w:val="24"/>
-          <w:lang w:val="en-US"/>
         </w:rPr>
         <w:br/>
       </w:r>
@@ -18255,7 +18237,6 @@
           <w:rFonts w:ascii="Consolas" w:eastAsia="Consolas" w:hAnsi="Consolas" w:cs="Consolas"/>
           <w:sz w:val="24"/>
           <w:szCs w:val="24"/>
-          <w:lang w:val="en-US"/>
         </w:rPr>
         <w:t xml:space="preserve">       </w:t>
       </w:r>
@@ -18265,7 +18246,6 @@
           <w:rFonts w:ascii="Consolas" w:eastAsia="Consolas" w:hAnsi="Consolas" w:cs="Consolas"/>
           <w:sz w:val="24"/>
           <w:szCs w:val="24"/>
-          <w:lang w:val="en-US"/>
         </w:rPr>
         <w:t>facteur_or</w:t>
       </w:r>
@@ -18275,15 +18255,23 @@
           <w:rFonts w:ascii="Consolas" w:eastAsia="Consolas" w:hAnsi="Consolas" w:cs="Consolas"/>
           <w:sz w:val="24"/>
           <w:szCs w:val="24"/>
-          <w:lang w:val="en-US"/>
-        </w:rPr>
-        <w:t>(AFD) : True</w:t>
-      </w:r>
-      <w:r>
-        <w:rPr>
-          <w:sz w:val="24"/>
-          <w:szCs w:val="24"/>
-          <w:lang w:val="en-US"/>
+        </w:rPr>
+        <w:t xml:space="preserve">(AFD) : </w:t>
+      </w:r>
+      <w:proofErr w:type="spellStart"/>
+      <w:r>
+        <w:rPr>
+          <w:rFonts w:ascii="Consolas" w:eastAsia="Consolas" w:hAnsi="Consolas" w:cs="Consolas"/>
+          <w:sz w:val="24"/>
+          <w:szCs w:val="24"/>
+        </w:rPr>
+        <w:t>True</w:t>
+      </w:r>
+      <w:proofErr w:type="spellEnd"/>
+      <w:r>
+        <w:rPr>
+          <w:sz w:val="24"/>
+          <w:szCs w:val="24"/>
         </w:rPr>
         <w:br/>
       </w:r>
@@ -18292,7 +18280,6 @@
           <w:rFonts w:ascii="Consolas" w:eastAsia="Consolas" w:hAnsi="Consolas" w:cs="Consolas"/>
           <w:sz w:val="24"/>
           <w:szCs w:val="24"/>
-          <w:lang w:val="en-US"/>
         </w:rPr>
         <w:t xml:space="preserve">   </w:t>
       </w:r>
@@ -18302,7 +18289,6 @@
           <w:rFonts w:ascii="Consolas" w:eastAsia="Consolas" w:hAnsi="Consolas" w:cs="Consolas"/>
           <w:sz w:val="24"/>
           <w:szCs w:val="24"/>
-          <w:lang w:val="en-US"/>
         </w:rPr>
         <w:t>délimiteurs_ok</w:t>
       </w:r>
@@ -18312,10 +18298,19 @@
           <w:rFonts w:ascii="Consolas" w:eastAsia="Consolas" w:hAnsi="Consolas" w:cs="Consolas"/>
           <w:sz w:val="24"/>
           <w:szCs w:val="24"/>
-          <w:lang w:val="en-US"/>
-        </w:rPr>
-        <w:t>(PDA) : True</w:t>
-      </w:r>
+        </w:rPr>
+        <w:t xml:space="preserve">(PDA) : </w:t>
+      </w:r>
+      <w:proofErr w:type="spellStart"/>
+      <w:r>
+        <w:rPr>
+          <w:rFonts w:ascii="Consolas" w:eastAsia="Consolas" w:hAnsi="Consolas" w:cs="Consolas"/>
+          <w:sz w:val="24"/>
+          <w:szCs w:val="24"/>
+        </w:rPr>
+        <w:t>True</w:t>
+      </w:r>
+      <w:proofErr w:type="spellEnd"/>
     </w:p>
     <w:p>
       <w:pPr>
